--- a/Output/LetterOfNotice_Jason_Zomer_30307_KL0421.docx
+++ b/Output/LetterOfNotice_Jason_Zomer_30307_KL0421.docx
@@ -1033,6 +1033,10 @@
 </file>
 
 <file path=customXml/item1.xml><?xml version="1.0" encoding="utf-8"?>
+<b:Sources xmlns:b="http://schemas.openxmlformats.org/officeDocument/2006/bibliography" xmlns="http://schemas.openxmlformats.org/officeDocument/2006/bibliography" SelectedStyle="\APASixthEditionOfficeOnline.xsl" StyleName="APA" Version="6"/>
+</file>
+
+<file path=customXml/item2.xml><?xml version="1.0" encoding="utf-8"?>
 <?mso-contentType ?>
 <FormTemplates xmlns="http://schemas.microsoft.com/sharepoint/v3/contenttype/forms">
   <Display>DocumentLibraryForm</Display>
@@ -1041,7 +1045,7 @@
 </FormTemplates>
 </file>
 
-<file path=customXml/item2.xml><?xml version="1.0" encoding="utf-8"?>
+<file path=customXml/item3.xml><?xml version="1.0" encoding="utf-8"?>
 <ct:contentTypeSchema xmlns:ct="http://schemas.microsoft.com/office/2006/metadata/contentType" xmlns:ma="http://schemas.microsoft.com/office/2006/metadata/properties/metaAttributes" ct:_="" ma:_="" ma:contentTypeName="Document" ma:contentTypeID="0x010100F14612CBFD8E3740906A56EC3133312A" ma:contentTypeVersion="13" ma:contentTypeDescription="Create a new document." ma:contentTypeScope="" ma:versionID="b8d8bbe8caf11baa820866fa2f569c06">
   <xsd:schema xmlns:xsd="http://www.w3.org/2001/XMLSchema" xmlns:xs="http://www.w3.org/2001/XMLSchema" xmlns:p="http://schemas.microsoft.com/office/2006/metadata/properties" xmlns:ns2="88db13ce-348c-49a2-8d98-81b888e52361" xmlns:ns3="392a115a-1654-4bb7-9988-dca16703408a" targetNamespace="http://schemas.microsoft.com/office/2006/metadata/properties" ma:root="true" ma:fieldsID="823c8a0d155e31ed95da462af31d249a" ns2:_="" ns3:_="">
     <xsd:import namespace="88db13ce-348c-49a2-8d98-81b888e52361"/>
@@ -1248,7 +1252,7 @@
 </ct:contentTypeSchema>
 </file>
 
-<file path=customXml/item3.xml><?xml version="1.0" encoding="utf-8"?>
+<file path=customXml/item4.xml><?xml version="1.0" encoding="utf-8"?>
 <p:properties xmlns:p="http://schemas.microsoft.com/office/2006/metadata/properties" xmlns:xsi="http://www.w3.org/2001/XMLSchema-instance" xmlns:pc="http://schemas.microsoft.com/office/infopath/2007/PartnerControls">
   <documentManagement>
     <TaxCatchAll xmlns="392a115a-1654-4bb7-9988-dca16703408a" xsi:nil="true"/>
@@ -1259,11 +1263,15 @@
 </p:properties>
 </file>
 
-<file path=customXml/item4.xml><?xml version="1.0" encoding="utf-8"?>
-<b:Sources xmlns:b="http://schemas.openxmlformats.org/officeDocument/2006/bibliography" xmlns="http://schemas.openxmlformats.org/officeDocument/2006/bibliography" SelectedStyle="\APASixthEditionOfficeOnline.xsl" StyleName="APA" Version="6"/>
+<file path=customXml/itemProps1.xml><?xml version="1.0" encoding="utf-8"?>
+<ds:datastoreItem xmlns:ds="http://schemas.openxmlformats.org/officeDocument/2006/customXml" ds:itemID="{7070F2F0-CDE9-4786-8F9D-A923D16FA29C}">
+  <ds:schemaRefs>
+    <ds:schemaRef ds:uri="http://schemas.openxmlformats.org/officeDocument/2006/bibliography"/>
+  </ds:schemaRefs>
+</ds:datastoreItem>
 </file>
 
-<file path=customXml/itemProps1.xml><?xml version="1.0" encoding="utf-8"?>
+<file path=customXml/itemProps2.xml><?xml version="1.0" encoding="utf-8"?>
 <ds:datastoreItem xmlns:ds="http://schemas.openxmlformats.org/officeDocument/2006/customXml" ds:itemID="{6B45B415-15FC-48A0-BDEB-F98CFD88B28C}">
   <ds:schemaRefs>
     <ds:schemaRef ds:uri="http://schemas.microsoft.com/sharepoint/v3/contenttype/forms"/>
@@ -1271,7 +1279,7 @@
 </ds:datastoreItem>
 </file>
 
-<file path=customXml/itemProps2.xml><?xml version="1.0" encoding="utf-8"?>
+<file path=customXml/itemProps3.xml><?xml version="1.0" encoding="utf-8"?>
 <ds:datastoreItem xmlns:ds="http://schemas.openxmlformats.org/officeDocument/2006/customXml" ds:itemID="{86F7DB55-9F24-4061-B6F3-D424EB1E1A79}">
   <ds:schemaRefs>
     <ds:schemaRef ds:uri="http://schemas.microsoft.com/office/2006/metadata/contentType"/>
@@ -1290,7 +1298,7 @@
 </ds:datastoreItem>
 </file>
 
-<file path=customXml/itemProps3.xml><?xml version="1.0" encoding="utf-8"?>
+<file path=customXml/itemProps4.xml><?xml version="1.0" encoding="utf-8"?>
 <ds:datastoreItem xmlns:ds="http://schemas.openxmlformats.org/officeDocument/2006/customXml" ds:itemID="{F3E95AE5-798C-478C-8214-40438AE53DF2}">
   <ds:schemaRefs>
     <ds:schemaRef ds:uri="http://schemas.microsoft.com/office/2006/metadata/properties"/>
@@ -1299,12 +1307,4 @@
     <ds:schemaRef ds:uri="88db13ce-348c-49a2-8d98-81b888e52361"/>
   </ds:schemaRefs>
 </ds:datastoreItem>
-</file>
-
-<file path=customXml/itemProps4.xml><?xml version="1.0" encoding="utf-8"?>
-<ds:datastoreItem xmlns:ds="http://schemas.openxmlformats.org/officeDocument/2006/customXml" ds:itemID="{7070F2F0-CDE9-4786-8F9D-A923D16FA29C}">
-  <ds:schemaRefs>
-    <ds:schemaRef ds:uri="http://schemas.openxmlformats.org/officeDocument/2006/bibliography"/>
-  </ds:schemaRefs>
-</ds:datastoreItem>
 </file>
--- a/Output/LetterOfNotice_Jason_Zomer_30307_KL0421.docx
+++ b/Output/LetterOfNotice_Jason_Zomer_30307_KL0421.docx
@@ -1033,10 +1033,6 @@
 </file>
 
 <file path=customXml/item1.xml><?xml version="1.0" encoding="utf-8"?>
-<b:Sources xmlns:b="http://schemas.openxmlformats.org/officeDocument/2006/bibliography" xmlns="http://schemas.openxmlformats.org/officeDocument/2006/bibliography" SelectedStyle="\APASixthEditionOfficeOnline.xsl" StyleName="APA" Version="6"/>
-</file>
-
-<file path=customXml/item2.xml><?xml version="1.0" encoding="utf-8"?>
 <?mso-contentType ?>
 <FormTemplates xmlns="http://schemas.microsoft.com/sharepoint/v3/contenttype/forms">
   <Display>DocumentLibraryForm</Display>
@@ -1045,7 +1041,7 @@
 </FormTemplates>
 </file>
 
-<file path=customXml/item3.xml><?xml version="1.0" encoding="utf-8"?>
+<file path=customXml/item2.xml><?xml version="1.0" encoding="utf-8"?>
 <ct:contentTypeSchema xmlns:ct="http://schemas.microsoft.com/office/2006/metadata/contentType" xmlns:ma="http://schemas.microsoft.com/office/2006/metadata/properties/metaAttributes" ct:_="" ma:_="" ma:contentTypeName="Document" ma:contentTypeID="0x010100F14612CBFD8E3740906A56EC3133312A" ma:contentTypeVersion="13" ma:contentTypeDescription="Create a new document." ma:contentTypeScope="" ma:versionID="b8d8bbe8caf11baa820866fa2f569c06">
   <xsd:schema xmlns:xsd="http://www.w3.org/2001/XMLSchema" xmlns:xs="http://www.w3.org/2001/XMLSchema" xmlns:p="http://schemas.microsoft.com/office/2006/metadata/properties" xmlns:ns2="88db13ce-348c-49a2-8d98-81b888e52361" xmlns:ns3="392a115a-1654-4bb7-9988-dca16703408a" targetNamespace="http://schemas.microsoft.com/office/2006/metadata/properties" ma:root="true" ma:fieldsID="823c8a0d155e31ed95da462af31d249a" ns2:_="" ns3:_="">
     <xsd:import namespace="88db13ce-348c-49a2-8d98-81b888e52361"/>
@@ -1252,7 +1248,7 @@
 </ct:contentTypeSchema>
 </file>
 
-<file path=customXml/item4.xml><?xml version="1.0" encoding="utf-8"?>
+<file path=customXml/item3.xml><?xml version="1.0" encoding="utf-8"?>
 <p:properties xmlns:p="http://schemas.microsoft.com/office/2006/metadata/properties" xmlns:xsi="http://www.w3.org/2001/XMLSchema-instance" xmlns:pc="http://schemas.microsoft.com/office/infopath/2007/PartnerControls">
   <documentManagement>
     <TaxCatchAll xmlns="392a115a-1654-4bb7-9988-dca16703408a" xsi:nil="true"/>
@@ -1263,15 +1259,11 @@
 </p:properties>
 </file>
 
-<file path=customXml/itemProps1.xml><?xml version="1.0" encoding="utf-8"?>
-<ds:datastoreItem xmlns:ds="http://schemas.openxmlformats.org/officeDocument/2006/customXml" ds:itemID="{7070F2F0-CDE9-4786-8F9D-A923D16FA29C}">
-  <ds:schemaRefs>
-    <ds:schemaRef ds:uri="http://schemas.openxmlformats.org/officeDocument/2006/bibliography"/>
-  </ds:schemaRefs>
-</ds:datastoreItem>
+<file path=customXml/item4.xml><?xml version="1.0" encoding="utf-8"?>
+<b:Sources xmlns:b="http://schemas.openxmlformats.org/officeDocument/2006/bibliography" xmlns="http://schemas.openxmlformats.org/officeDocument/2006/bibliography" SelectedStyle="\APASixthEditionOfficeOnline.xsl" StyleName="APA" Version="6"/>
 </file>
 
-<file path=customXml/itemProps2.xml><?xml version="1.0" encoding="utf-8"?>
+<file path=customXml/itemProps1.xml><?xml version="1.0" encoding="utf-8"?>
 <ds:datastoreItem xmlns:ds="http://schemas.openxmlformats.org/officeDocument/2006/customXml" ds:itemID="{6B45B415-15FC-48A0-BDEB-F98CFD88B28C}">
   <ds:schemaRefs>
     <ds:schemaRef ds:uri="http://schemas.microsoft.com/sharepoint/v3/contenttype/forms"/>
@@ -1279,7 +1271,7 @@
 </ds:datastoreItem>
 </file>
 
-<file path=customXml/itemProps3.xml><?xml version="1.0" encoding="utf-8"?>
+<file path=customXml/itemProps2.xml><?xml version="1.0" encoding="utf-8"?>
 <ds:datastoreItem xmlns:ds="http://schemas.openxmlformats.org/officeDocument/2006/customXml" ds:itemID="{86F7DB55-9F24-4061-B6F3-D424EB1E1A79}">
   <ds:schemaRefs>
     <ds:schemaRef ds:uri="http://schemas.microsoft.com/office/2006/metadata/contentType"/>
@@ -1298,7 +1290,7 @@
 </ds:datastoreItem>
 </file>
 
-<file path=customXml/itemProps4.xml><?xml version="1.0" encoding="utf-8"?>
+<file path=customXml/itemProps3.xml><?xml version="1.0" encoding="utf-8"?>
 <ds:datastoreItem xmlns:ds="http://schemas.openxmlformats.org/officeDocument/2006/customXml" ds:itemID="{F3E95AE5-798C-478C-8214-40438AE53DF2}">
   <ds:schemaRefs>
     <ds:schemaRef ds:uri="http://schemas.microsoft.com/office/2006/metadata/properties"/>
@@ -1307,4 +1299,12 @@
     <ds:schemaRef ds:uri="88db13ce-348c-49a2-8d98-81b888e52361"/>
   </ds:schemaRefs>
 </ds:datastoreItem>
+</file>
+
+<file path=customXml/itemProps4.xml><?xml version="1.0" encoding="utf-8"?>
+<ds:datastoreItem xmlns:ds="http://schemas.openxmlformats.org/officeDocument/2006/customXml" ds:itemID="{7070F2F0-CDE9-4786-8F9D-A923D16FA29C}">
+  <ds:schemaRefs>
+    <ds:schemaRef ds:uri="http://schemas.openxmlformats.org/officeDocument/2006/bibliography"/>
+  </ds:schemaRefs>
+</ds:datastoreItem>
 </file>